--- a/documents/pdac/PDAC_2_Cancer_Roadmap_Questions.docx
+++ b/documents/pdac/PDAC_2_Cancer_Roadmap_Questions.docx
@@ -360,7 +360,7 @@
                 <w:i w:val="0"/>
                 <w:sz w:val="19"/>
               </w:rPr>
-              <w:t>The roadmap lists upfront resection then adjuvant mFOLFIRINOX first for fit patients without high-risk features, as what randomised evidence supports, while saying it does not resolve the question. Neoadjuvant chemotherapy…</w:t>
+              <w:t>The roadmap lists upfront resection then adjuvant mFOLFIRINOX first for fit patients without high-risk features, as what randomised evidence supports, while saying it does not resolve the question. If a…</w:t>
             </w:r>
           </w:p>
         </w:tc>
@@ -3654,7 +3654,7 @@
                 <w:i w:val="0"/>
                 <w:sz w:val="19"/>
               </w:rPr>
-              <w:t>The only randomised trial restricted to resectable head cancer; its primary endpoint favoured upfront surgery (18-month survival 73% vs 60%). The roadmap reads it as no benefit shown: phase 2 at alpha 0.15, non-significant per protocol, 21% untreated.</w:t>
+              <w:t>The only randomised trial of neoadjuvant FOLFIRINOX against upfront surgery restricted to resectable head cancer; its primary endpoint favoured upfront surgery (18-month survival 73% vs 60%). The roadmap reads it as no benefit shown: phase 2 at alpha 0.15, non-significant per protocol, and 21% of the neoadjuvant arm never received FOLFIRINOX and went straight to resection.</w:t>
             </w:r>
           </w:p>
         </w:tc>
@@ -3860,7 +3860,7 @@
           <w:b w:val="0"/>
           <w:i w:val="0"/>
         </w:rPr>
-        <w:t>The roadmap lists upfront resection then adjuvant mFOLFIRINOX first for fit patients without high-risk features, as what randomised evidence supports, while saying it does not resolve the question. Neoadjuvant chemotherapy is reasonable only with named high-risk features and tissue first (FOLFIRINOX, or PREOPANC chemoradiotherapy if FOLFIRINOX is not tolerable); offer A021806 or another trial.</w:t>
+        <w:t>The roadmap lists upfront resection then adjuvant mFOLFIRINOX first for fit patients without high-risk features, as what randomised evidence supports, while saying it does not resolve the question. If a neoadjuvant route is chosen - for named high-risk features, or where the board judges selecting out occult metastatic disease worth the resection-rate cost - tissue comes first and the regimen is FOLFIRINOX, or PREOPANC chemoradiotherapy if FOLFIRINOX is not tolerable; offer a randomised trial where one is recruiting (A021806 is active but not recruiting).</w:t>
       </w:r>
     </w:p>
     <w:p>
@@ -5531,7 +5531,7 @@
           <w:b w:val="0"/>
           <w:i w:val="0"/>
         </w:rPr>
-        <w:t>Both guidelines rank mFOLFIRINOX first for fit patients and only ESMO names criteria for the doublet; PRODIGE 24's restricted eligibility leaves the unrecovered or older patient undefined, and the two regimens were never compared.</w:t>
+        <w:t>ESMO ranks mFOLFIRINOX first for fit patients and names criteria for the doublet, whereas NCCN lists both as preferred without ranking them; PRODIGE 24's restricted eligibility leaves the unrecovered or older patient undefined, and the two regimens were never compared.</w:t>
       </w:r>
     </w:p>
     <w:p>
@@ -10203,7 +10203,7 @@
                 <w:i w:val="0"/>
                 <w:sz w:val="19"/>
               </w:rPr>
-              <w:t>Single-arm cohorts report pooled resection in 25.9% and R0 in 78.4% of those resected (19% of the cohort), with survival measured from the start of FOLFIRINOX and no control group.</w:t>
+              <w:t>Single-arm cohorts report pooled resection in 25.9%, and R0 in 78.4% of resected patients with margin data (60 of 81, about 19% of the cohort), with survival measured from the start of FOLFIRINOX and no control group.</w:t>
             </w:r>
           </w:p>
         </w:tc>
@@ -12910,6 +12910,37 @@
           <w:i w:val="0"/>
           <w:sz w:val="19"/>
         </w:rPr>
+        <w:t>NAPOLI-1</w:t>
+      </w:r>
+      <w:r>
+        <w:rPr>
+          <w:b w:val="0"/>
+          <w:i w:val="0"/>
+          <w:sz w:val="19"/>
+        </w:rPr>
+        <w:t xml:space="preserve">  </w:t>
+      </w:r>
+      <w:hyperlink r:id="rId72">
+        <w:r>
+          <w:rPr>
+            <w:color w:val="0563C1"/>
+            <w:u w:val="single"/>
+            <w:sz w:val="19"/>
+          </w:rPr>
+          <w:t xml:space="preserve">PubMed</w:t>
+        </w:r>
+      </w:hyperlink>
+    </w:p>
+    <w:p>
+      <w:pPr>
+        <w:spacing w:after="60"/>
+      </w:pPr>
+      <w:r>
+        <w:rPr>
+          <w:b/>
+          <w:i w:val="0"/>
+          <w:sz w:val="19"/>
+        </w:rPr>
         <w:t>NCCN pancreatic adenocarcinoma</w:t>
       </w:r>
       <w:r>
@@ -12928,7 +12959,7 @@
         </w:rPr>
         <w:t xml:space="preserve">  </w:t>
       </w:r>
-      <w:hyperlink r:id="rId72">
+      <w:hyperlink r:id="rId73">
         <w:r>
           <w:rPr>
             <w:color w:val="0563C1"/>
@@ -12958,37 +12989,6 @@
           <w:sz w:val="19"/>
         </w:rPr>
         <w:t xml:space="preserve"> — Labori KJ, Bratlie SO, Andersson B, et al. Neoadjuvant FOLFIRINOX versus upfront surgery for resectable pancreatic head cancer (NORPACT-1): a multicentre, randomised, phase 2 trial. Lancet Gastroenterol Hepatol. 2024;9(3):205-217. doi:10.1016/S2468-1253(23)00405-3. PMID:38237621.</w:t>
-      </w:r>
-      <w:r>
-        <w:rPr>
-          <w:b w:val="0"/>
-          <w:i w:val="0"/>
-          <w:sz w:val="19"/>
-        </w:rPr>
-        <w:t xml:space="preserve">  </w:t>
-      </w:r>
-      <w:hyperlink r:id="rId73">
-        <w:r>
-          <w:rPr>
-            <w:color w:val="0563C1"/>
-            <w:u w:val="single"/>
-            <w:sz w:val="19"/>
-          </w:rPr>
-          <w:t xml:space="preserve">PubMed</w:t>
-        </w:r>
-      </w:hyperlink>
-    </w:p>
-    <w:p>
-      <w:pPr>
-        <w:spacing w:after="60"/>
-      </w:pPr>
-      <w:r>
-        <w:rPr>
-          <w:b/>
-          <w:i w:val="0"/>
-          <w:sz w:val="19"/>
-        </w:rPr>
-        <w:t>OligoPanc consensus (Leonhardt 2026)</w:t>
       </w:r>
       <w:r>
         <w:rPr>
@@ -13008,15 +13008,46 @@
           <w:t xml:space="preserve">PubMed</w:t>
         </w:r>
       </w:hyperlink>
-      <w:r>
-        <w:rPr>
-          <w:b w:val="0"/>
+    </w:p>
+    <w:p>
+      <w:pPr>
+        <w:spacing w:after="60"/>
+      </w:pPr>
+      <w:r>
+        <w:rPr>
+          <w:b/>
           <w:i w:val="0"/>
           <w:sz w:val="19"/>
         </w:rPr>
+        <w:t>OligoPanc consensus (Leonhardt 2026)</w:t>
+      </w:r>
+      <w:r>
+        <w:rPr>
+          <w:b w:val="0"/>
+          <w:i w:val="0"/>
+          <w:sz w:val="19"/>
+        </w:rPr>
+        <w:t xml:space="preserve">  </w:t>
+      </w:r>
+      <w:hyperlink r:id="rId75">
+        <w:r>
+          <w:rPr>
+            <w:color w:val="0563C1"/>
+            <w:u w:val="single"/>
+            <w:sz w:val="19"/>
+          </w:rPr>
+          <w:t xml:space="preserve">PubMed</w:t>
+        </w:r>
+      </w:hyperlink>
+      <w:r>
+        <w:rPr>
+          <w:b w:val="0"/>
+          <w:i w:val="0"/>
+          <w:sz w:val="19"/>
+        </w:rPr>
         <w:t xml:space="preserve"> · </w:t>
       </w:r>
-      <w:hyperlink r:id="rId75">
+      <w:hyperlink r:id="rId76">
         <w:r>
           <w:rPr>
             <w:color w:val="0563C1"/>
@@ -13034,7 +13065,7 @@
         </w:rPr>
         <w:t xml:space="preserve"> · </w:t>
       </w:r>
-      <w:hyperlink r:id="rId76">
+      <w:hyperlink r:id="rId77">
         <w:r>
           <w:rPr>
             <w:color w:val="0563C1"/>
@@ -13065,7 +13096,7 @@
         </w:rPr>
         <w:t xml:space="preserve">  </w:t>
       </w:r>
-      <w:hyperlink r:id="rId77">
+      <w:hyperlink r:id="rId78">
         <w:r>
           <w:rPr>
             <w:color w:val="0563C1"/>
@@ -13083,7 +13114,7 @@
         </w:rPr>
         <w:t xml:space="preserve"> · </w:t>
       </w:r>
-      <w:hyperlink r:id="rId78">
+      <w:hyperlink r:id="rId79">
         <w:r>
           <w:rPr>
             <w:color w:val="0563C1"/>
@@ -13101,7 +13132,7 @@
         </w:rPr>
         <w:t xml:space="preserve"> · </w:t>
       </w:r>
-      <w:hyperlink r:id="rId79">
+      <w:hyperlink r:id="rId80">
         <w:r>
           <w:rPr>
             <w:color w:val="0563C1"/>
@@ -13119,7 +13150,7 @@
         </w:rPr>
         <w:t xml:space="preserve"> · </w:t>
       </w:r>
-      <w:hyperlink r:id="rId80">
+      <w:hyperlink r:id="rId81">
         <w:r>
           <w:rPr>
             <w:color w:val="0563C1"/>
@@ -13149,45 +13180,6 @@
           <w:sz w:val="19"/>
         </w:rPr>
         <w:t xml:space="preserve"> — Versteijne E, van Dam JL, Suker M, et al. Neoadjuvant chemoradiotherapy versus upfront surgery for resectable and borderline resectable pancreatic cancer: long-term results of the Dutch randomized PREOPANC trial. J Clin Oncol. 2022;40(11):1220-1230. doi:10.1200/JCO.21.02233. PMID:35084987.</w:t>
-      </w:r>
-      <w:r>
-        <w:rPr>
-          <w:b w:val="0"/>
-          <w:i w:val="0"/>
-          <w:sz w:val="19"/>
-        </w:rPr>
-        <w:t xml:space="preserve">  </w:t>
-      </w:r>
-      <w:hyperlink r:id="rId81">
-        <w:r>
-          <w:rPr>
-            <w:color w:val="0563C1"/>
-            <w:u w:val="single"/>
-            <w:sz w:val="19"/>
-          </w:rPr>
-          <w:t xml:space="preserve">PubMed</w:t>
-        </w:r>
-      </w:hyperlink>
-    </w:p>
-    <w:p>
-      <w:pPr>
-        <w:spacing w:after="60"/>
-      </w:pPr>
-      <w:r>
-        <w:rPr>
-          <w:b/>
-          <w:i w:val="0"/>
-          <w:sz w:val="19"/>
-        </w:rPr>
-        <w:t>PREOPANC-2</w:t>
-      </w:r>
-      <w:r>
-        <w:rPr>
-          <w:b w:val="0"/>
-          <w:i w:val="0"/>
-          <w:sz w:val="19"/>
-        </w:rPr>
-        <w:t xml:space="preserve"> — Janssen QP, van Dam JL, van Bekkum ML, et al. Neoadjuvant FOLFIRINOX versus neoadjuvant gemcitabine-based chemoradiotherapy in resectable and borderline resectable pancreatic cancer (PREOPANC-2): a multicentre, open-label, phase 3 randomised trial. Lancet Oncol. 2025;26(10):1346-1356. doi:10.1016/S1470-2045(25)00363-8. PMID:40945523.</w:t>
       </w:r>
       <w:r>
         <w:rPr>
@@ -13218,7 +13210,7 @@
           <w:i w:val="0"/>
           <w:sz w:val="19"/>
         </w:rPr>
-        <w:t>Preoperative drainage RCT</w:t>
+        <w:t>PREOPANC-2</w:t>
       </w:r>
       <w:r>
         <w:rPr>
@@ -13226,7 +13218,7 @@
           <w:i w:val="0"/>
           <w:sz w:val="19"/>
         </w:rPr>
-        <w:t xml:space="preserve"> — van der Gaag NA, Rauws EAJ, van Eijck CHJ, et al. Preoperative biliary drainage for cancer of the head of the pancreas. N Engl J Med. 2010;362(2):129-37. doi:10.1056/NEJMoa0903230. PMID:20071702.</w:t>
+        <w:t xml:space="preserve"> — Janssen QP, van Dam JL, van Bekkum ML, et al. Neoadjuvant FOLFIRINOX versus neoadjuvant gemcitabine-based chemoradiotherapy in resectable and borderline resectable pancreatic cancer (PREOPANC-2): a multicentre, open-label, phase 3 randomised trial. Lancet Oncol. 2025;26(10):1346-1356. doi:10.1016/S1470-2045(25)00363-8. PMID:40945523.</w:t>
       </w:r>
       <w:r>
         <w:rPr>
@@ -13257,7 +13249,7 @@
           <w:i w:val="0"/>
           <w:sz w:val="19"/>
         </w:rPr>
-        <w:t>PRODIGE 24 five-year</w:t>
+        <w:t>Preoperative drainage RCT</w:t>
       </w:r>
       <w:r>
         <w:rPr>
@@ -13265,7 +13257,7 @@
           <w:i w:val="0"/>
           <w:sz w:val="19"/>
         </w:rPr>
-        <w:t xml:space="preserve"> — Conroy T, Castan F, Lopez A, et al. Five-year outcomes of FOLFIRINOX vs gemcitabine as adjuvant therapy for pancreatic cancer: a randomized clinical trial. JAMA Oncol. 2022;8(11):1571-1578. doi:10.1001/jamaoncol.2022.3829. PMID:36048453.</w:t>
+        <w:t xml:space="preserve"> — van der Gaag NA, Rauws EAJ, van Eijck CHJ, et al. Preoperative biliary drainage for cancer of the head of the pancreas. N Engl J Med. 2010;362(2):129-37. doi:10.1056/NEJMoa0903230. PMID:20071702.</w:t>
       </w:r>
       <w:r>
         <w:rPr>
@@ -13296,7 +13288,7 @@
           <w:i w:val="0"/>
           <w:sz w:val="19"/>
         </w:rPr>
-        <w:t>PRODIGE 4 / ACCORD 11</w:t>
+        <w:t>PRODIGE 24 five-year</w:t>
       </w:r>
       <w:r>
         <w:rPr>
@@ -13304,7 +13296,7 @@
           <w:i w:val="0"/>
           <w:sz w:val="19"/>
         </w:rPr>
-        <w:t xml:space="preserve"> — Conroy T, Desseigne F, Ychou M, et al. FOLFIRINOX versus gemcitabine for metastatic pancreatic cancer. N Engl J Med. 2011;364(19):1817-25. doi:10.1056/NEJMoa1011923. PMID:21561347.</w:t>
+        <w:t xml:space="preserve"> — Conroy T, Castan F, Lopez A, et al. Five-year outcomes of FOLFIRINOX vs gemcitabine as adjuvant therapy for pancreatic cancer: a randomized clinical trial. JAMA Oncol. 2022;8(11):1571-1578. doi:10.1001/jamaoncol.2022.3829. PMID:36048453.</w:t>
       </w:r>
       <w:r>
         <w:rPr>
@@ -13335,7 +13327,7 @@
           <w:i w:val="0"/>
           <w:sz w:val="19"/>
         </w:rPr>
-        <w:t>RASolute 302</w:t>
+        <w:t>PRODIGE 4 / ACCORD 11</w:t>
       </w:r>
       <w:r>
         <w:rPr>
@@ -13343,7 +13335,7 @@
           <w:i w:val="0"/>
           <w:sz w:val="19"/>
         </w:rPr>
-        <w:t xml:space="preserve"> — O'Reilly EM, Wainberg ZA, Hendifar AE, et al. Daraxonrasib or chemotherapy in previously treated metastatic pancreatic cancer. N Engl J Med. 2026;395(4):325-337. doi:10.1056/NEJMoa2605555. PMID:42223072.</w:t>
+        <w:t xml:space="preserve"> — Conroy T, Desseigne F, Ychou M, et al. FOLFIRINOX versus gemcitabine for metastatic pancreatic cancer. N Engl J Med. 2011;364(19):1817-25. doi:10.1056/NEJMoa1011923. PMID:21561347.</w:t>
       </w:r>
       <w:r>
         <w:rPr>
@@ -13374,7 +13366,7 @@
           <w:i w:val="0"/>
           <w:sz w:val="19"/>
         </w:rPr>
-        <w:t>SAR/APA template</w:t>
+        <w:t>RASolute 302</w:t>
       </w:r>
       <w:r>
         <w:rPr>
@@ -13382,7 +13374,7 @@
           <w:i w:val="0"/>
           <w:sz w:val="19"/>
         </w:rPr>
-        <w:t xml:space="preserve"> — Al-Hawary MM, Francis IR, Chari ST, et al. Pancreatic ductal adenocarcinoma radiology reporting template: consensus statement of the Society of Abdominal Radiology and the American Pancreatic Association. Radiology. 2014;270(1):248-60. doi:10.1148/radiol.13131184. PMID:24354378.</w:t>
+        <w:t xml:space="preserve"> — O'Reilly EM, Wainberg ZA, Hendifar AE, et al. Daraxonrasib or chemotherapy in previously treated metastatic pancreatic cancer. N Engl J Med. 2026;395(4):325-337. doi:10.1056/NEJMoa2605555. PMID:42223072.</w:t>
       </w:r>
       <w:r>
         <w:rPr>
@@ -13413,7 +13405,7 @@
           <w:i w:val="0"/>
           <w:sz w:val="19"/>
         </w:rPr>
-        <w:t>SONAR protocol</w:t>
+        <w:t>SAR/APA template</w:t>
       </w:r>
       <w:r>
         <w:rPr>
@@ -13421,7 +13413,7 @@
           <w:i w:val="0"/>
           <w:sz w:val="19"/>
         </w:rPr>
-        <w:t xml:space="preserve"> — Conversion surgery vs. standard of care in pancreatic cancer oligometastatic to the liver (SONAR): a randomized controlled trial</w:t>
+        <w:t xml:space="preserve"> — Al-Hawary MM, Francis IR, Chari ST, et al. Pancreatic ductal adenocarcinoma radiology reporting template: consensus statement of the Society of Abdominal Radiology and the American Pancreatic Association. Radiology. 2014;270(1):248-60. doi:10.1148/radiol.13131184. PMID:24354378.</w:t>
       </w:r>
       <w:r>
         <w:rPr>
@@ -13441,15 +13433,54 @@
           <w:t xml:space="preserve">PubMed</w:t>
         </w:r>
       </w:hyperlink>
-      <w:r>
-        <w:rPr>
-          <w:b w:val="0"/>
+    </w:p>
+    <w:p>
+      <w:pPr>
+        <w:spacing w:after="60"/>
+      </w:pPr>
+      <w:r>
+        <w:rPr>
+          <w:b/>
           <w:i w:val="0"/>
           <w:sz w:val="19"/>
         </w:rPr>
+        <w:t>SONAR protocol</w:t>
+      </w:r>
+      <w:r>
+        <w:rPr>
+          <w:b w:val="0"/>
+          <w:i w:val="0"/>
+          <w:sz w:val="19"/>
+        </w:rPr>
+        <w:t xml:space="preserve"> — Conversion surgery vs. standard of care in pancreatic cancer oligometastatic to the liver (SONAR): a randomized controlled trial</w:t>
+      </w:r>
+      <w:r>
+        <w:rPr>
+          <w:b w:val="0"/>
+          <w:i w:val="0"/>
+          <w:sz w:val="19"/>
+        </w:rPr>
+        <w:t xml:space="preserve">  </w:t>
+      </w:r>
+      <w:hyperlink r:id="rId89">
+        <w:r>
+          <w:rPr>
+            <w:color w:val="0563C1"/>
+            <w:u w:val="single"/>
+            <w:sz w:val="19"/>
+          </w:rPr>
+          <w:t xml:space="preserve">PubMed</w:t>
+        </w:r>
+      </w:hyperlink>
+      <w:r>
+        <w:rPr>
+          <w:b w:val="0"/>
+          <w:i w:val="0"/>
+          <w:sz w:val="19"/>
+        </w:rPr>
         <w:t xml:space="preserve"> · </w:t>
       </w:r>
-      <w:hyperlink r:id="rId89">
+      <w:hyperlink r:id="rId90">
         <w:r>
           <w:rPr>
             <w:color w:val="0563C1"/>
@@ -13467,7 +13498,7 @@
         </w:rPr>
         <w:t xml:space="preserve"> · </w:t>
       </w:r>
-      <w:hyperlink r:id="rId90">
+      <w:hyperlink r:id="rId91">
         <w:r>
           <w:rPr>
             <w:color w:val="0563C1"/>
@@ -13497,37 +13528,6 @@
           <w:sz w:val="19"/>
         </w:rPr>
         <w:t xml:space="preserve"> — Sohal DPS, Duong M, Ahmad SA, et al. Efficacy of perioperative chemotherapy for resectable pancreatic adenocarcinoma: a phase 2 randomized clinical trial. JAMA Oncol. 2021;7(3):421-427. doi:10.1001/jamaoncol.2020.7328. PMID:33475684.</w:t>
-      </w:r>
-      <w:r>
-        <w:rPr>
-          <w:b w:val="0"/>
-          <w:i w:val="0"/>
-          <w:sz w:val="19"/>
-        </w:rPr>
-        <w:t xml:space="preserve">  </w:t>
-      </w:r>
-      <w:hyperlink r:id="rId91">
-        <w:r>
-          <w:rPr>
-            <w:color w:val="0563C1"/>
-            <w:u w:val="single"/>
-            <w:sz w:val="19"/>
-          </w:rPr>
-          <w:t xml:space="preserve">PubMed</w:t>
-        </w:r>
-      </w:hyperlink>
-    </w:p>
-    <w:p>
-      <w:pPr>
-        <w:spacing w:after="60"/>
-      </w:pPr>
-      <w:r>
-        <w:rPr>
-          <w:b/>
-          <w:i w:val="0"/>
-          <w:sz w:val="19"/>
-        </w:rPr>
-        <w:t>Zhao 2025 · pulmonary metastasectomy meta-analysis</w:t>
       </w:r>
       <w:r>
         <w:rPr>
@@ -13547,15 +13547,46 @@
           <w:t xml:space="preserve">PubMed</w:t>
         </w:r>
       </w:hyperlink>
-      <w:r>
-        <w:rPr>
-          <w:b w:val="0"/>
+    </w:p>
+    <w:p>
+      <w:pPr>
+        <w:spacing w:after="60"/>
+      </w:pPr>
+      <w:r>
+        <w:rPr>
+          <w:b/>
           <w:i w:val="0"/>
           <w:sz w:val="19"/>
         </w:rPr>
+        <w:t>Zhao 2025 · pulmonary metastasectomy meta-analysis</w:t>
+      </w:r>
+      <w:r>
+        <w:rPr>
+          <w:b w:val="0"/>
+          <w:i w:val="0"/>
+          <w:sz w:val="19"/>
+        </w:rPr>
+        <w:t xml:space="preserve">  </w:t>
+      </w:r>
+      <w:hyperlink r:id="rId93">
+        <w:r>
+          <w:rPr>
+            <w:color w:val="0563C1"/>
+            <w:u w:val="single"/>
+            <w:sz w:val="19"/>
+          </w:rPr>
+          <w:t xml:space="preserve">PubMed</w:t>
+        </w:r>
+      </w:hyperlink>
+      <w:r>
+        <w:rPr>
+          <w:b w:val="0"/>
+          <w:i w:val="0"/>
+          <w:sz w:val="19"/>
+        </w:rPr>
         <w:t xml:space="preserve"> · </w:t>
       </w:r>
-      <w:hyperlink r:id="rId93">
+      <w:hyperlink r:id="rId94">
         <w:r>
           <w:rPr>
             <w:color w:val="0563C1"/>
@@ -13573,7 +13604,7 @@
         </w:rPr>
         <w:t xml:space="preserve"> · </w:t>
       </w:r>
-      <w:hyperlink r:id="rId94">
+      <w:hyperlink r:id="rId95">
         <w:r>
           <w:rPr>
             <w:color w:val="0563C1"/>
@@ -13591,7 +13622,7 @@
         </w:rPr>
         <w:t xml:space="preserve"> · </w:t>
       </w:r>
-      <w:hyperlink r:id="rId95">
+      <w:hyperlink r:id="rId96">
         <w:r>
           <w:rPr>
             <w:color w:val="0563C1"/>
